--- a/app/templates/templates_word/procuracao_a_rogo.docx
+++ b/app/templates/templates_word/procuracao_a_rogo.docx
@@ -32,33 +32,51 @@
           <w:szCs w:val="24"/>
         </w:rPr>
       </w:pPr>
-      <w:r>
+    </w:p>
+    <w:p>
+      <w:pPr>
+        <w:jc w:val="center"/>
         <w:rPr>
           <w:rFonts w:ascii="Arial Narrow" w:hAnsi="Arial Narrow" w:cs="Arial"/>
           <w:b/>
           <w:szCs w:val="24"/>
         </w:rPr>
-        <w:t>PROCURAÇÃO</w:t>
-      </w:r>
-    </w:p>
-    <w:p>
-      <w:pPr>
-        <w:jc w:val="both"/>
+      </w:pPr>
+      <w:r>
         <w:rPr>
           <w:rFonts w:ascii="Arial Narrow" w:hAnsi="Arial Narrow" w:cs="Arial"/>
           <w:b/>
           <w:szCs w:val="24"/>
         </w:rPr>
-      </w:pPr>
-    </w:p>
-    <w:p>
-      <w:pPr>
-        <w:jc w:val="both"/>
+        <w:t>PROCURAÇÃO</w:t>
+      </w:r>
+      <w:r>
         <w:rPr>
           <w:rFonts w:ascii="Arial Narrow" w:hAnsi="Arial Narrow" w:cs="Arial"/>
           <w:b/>
           <w:szCs w:val="24"/>
         </w:rPr>
+        <w:t>/CONTRATO DE HONORARIOS</w:t>
+      </w:r>
+    </w:p>
+    <w:p>
+      <w:pPr>
+        <w:jc w:val="both"/>
+        <w:rPr>
+          <w:rFonts w:ascii="Arial Narrow" w:hAnsi="Arial Narrow" w:cs="Arial"/>
+          <w:b/>
+          <w:szCs w:val="24"/>
+        </w:rPr>
+      </w:pPr>
+    </w:p>
+    <w:p>
+      <w:pPr>
+        <w:jc w:val="both"/>
+        <w:rPr>
+          <w:rFonts w:ascii="Arial Narrow" w:hAnsi="Arial Narrow" w:cs="Arial"/>
+          <w:b/>
+          <w:szCs w:val="24"/>
+        </w:rPr>
       </w:pPr>
     </w:p>
     <w:p>
@@ -82,14 +100,7 @@
           <w:rFonts w:ascii="Arial Narrow" w:hAnsi="Arial Narrow" w:cs="Arial"/>
           <w:b/>
         </w:rPr>
-        <w:t xml:space="preserve"> </w:t>
-      </w:r>
-      <w:r>
-        <w:rPr>
-          <w:rFonts w:ascii="Arial Narrow" w:hAnsi="Arial Narrow" w:cs="Arial"/>
-          <w:b/>
-        </w:rPr>
-        <w:t>{{nome}},</w:t>
+        <w:t xml:space="preserve"> {{nome}},</w:t>
       </w:r>
       <w:r>
         <w:rPr>
@@ -483,6 +494,61 @@
     </w:p>
     <w:p>
       <w:pPr>
+        <w:pStyle w:val="Default"/>
+        <w:jc w:val="both"/>
+        <w:rPr>
+          <w:rFonts w:ascii="Arial Narrow" w:hAnsi="Arial Narrow" w:cs="Times New Roman"/>
+          <w:b/>
+          <w:bCs/>
+          <w:sz w:val="22"/>
+          <w:szCs w:val="22"/>
+          <w:u w:val="single"/>
+        </w:rPr>
+      </w:pPr>
+    </w:p>
+    <w:p>
+      <w:pPr>
+        <w:pStyle w:val="Default"/>
+        <w:jc w:val="both"/>
+        <w:rPr>
+          <w:rFonts w:ascii="Arial Narrow" w:hAnsi="Arial Narrow" w:cs="Times New Roman"/>
+          <w:sz w:val="22"/>
+          <w:szCs w:val="22"/>
+        </w:rPr>
+      </w:pPr>
+      <w:r>
+        <w:rPr>
+          <w:rFonts w:ascii="Arial Narrow" w:hAnsi="Arial Narrow" w:cs="Times New Roman"/>
+          <w:b/>
+          <w:bCs/>
+          <w:sz w:val="22"/>
+          <w:szCs w:val="22"/>
+          <w:u w:val="single"/>
+        </w:rPr>
+        <w:t>Parágrafo único:</w:t>
+      </w:r>
+      <w:r>
+        <w:rPr>
+          <w:rFonts w:ascii="Arial Narrow" w:hAnsi="Arial Narrow" w:cs="Times New Roman"/>
+          <w:sz w:val="22"/>
+          <w:szCs w:val="22"/>
+        </w:rPr>
+        <w:t xml:space="preserve"> Fica convencionado entre as partes que, nas demandas cujo proveito econômico obtido seja inferior ao valor de 01 (um) salário mínimo vigente à época do recebimento, o valor integral apurado será destinado ao pagamento dos honorários advocatícios, a título de remuneração mínima pelos serviços prestados.</w:t>
+      </w:r>
+    </w:p>
+    <w:p>
+      <w:pPr>
+        <w:pStyle w:val="Default"/>
+        <w:jc w:val="both"/>
+        <w:rPr>
+          <w:rFonts w:ascii="Arial Narrow" w:hAnsi="Arial Narrow" w:cs="Times New Roman"/>
+          <w:sz w:val="22"/>
+          <w:szCs w:val="22"/>
+        </w:rPr>
+      </w:pPr>
+    </w:p>
+    <w:p>
+      <w:pPr>
         <w:spacing w:after="0" w:line="240" w:lineRule="auto"/>
         <w:jc w:val="center"/>
         <w:rPr>
@@ -498,97 +564,75 @@
         <w:spacing w:after="0" w:line="240" w:lineRule="auto"/>
         <w:jc w:val="center"/>
         <w:rPr>
-          <w:rFonts w:ascii="Times New Roman" w:eastAsia="Times New Roman" w:hAnsi="Times New Roman" w:cs="Times New Roman"/>
+          <w:rFonts w:ascii="Arial Narrow" w:eastAsia="Times New Roman" w:hAnsi="Arial Narrow" w:cs="Times New Roman"/>
           <w:b/>
-          <w:sz w:val="24"/>
-          <w:szCs w:val="24"/>
-        </w:rPr>
-      </w:pPr>
-      <w:r>
-        <w:rPr>
-          <w:rFonts w:ascii="Times New Roman" w:eastAsia="Times New Roman" w:hAnsi="Times New Roman" w:cs="Times New Roman"/>
+        </w:rPr>
+      </w:pPr>
+      <w:r>
+        <w:rPr>
+          <w:rFonts w:ascii="Arial Narrow" w:eastAsia="Times New Roman" w:hAnsi="Arial Narrow" w:cs="Times New Roman"/>
           <w:bCs/>
-          <w:sz w:val="24"/>
-          <w:szCs w:val="24"/>
         </w:rPr>
         <w:t>____________-_____,</w:t>
       </w:r>
       <w:r>
         <w:rPr>
-          <w:rFonts w:ascii="Times New Roman" w:eastAsia="Times New Roman" w:hAnsi="Times New Roman" w:cs="Times New Roman"/>
+          <w:rFonts w:ascii="Arial Narrow" w:eastAsia="Times New Roman" w:hAnsi="Arial Narrow" w:cs="Times New Roman"/>
           <w:b/>
-          <w:sz w:val="24"/>
-          <w:szCs w:val="24"/>
         </w:rPr>
         <w:t xml:space="preserve"> </w:t>
       </w:r>
       <w:r>
         <w:rPr>
-          <w:rFonts w:ascii="Times New Roman" w:eastAsia="Times New Roman" w:hAnsi="Times New Roman" w:cs="Times New Roman"/>
-          <w:sz w:val="24"/>
-          <w:szCs w:val="24"/>
+          <w:rFonts w:ascii="Arial Narrow" w:eastAsia="Times New Roman" w:hAnsi="Arial Narrow" w:cs="Times New Roman"/>
         </w:rPr>
         <w:t>_____</w:t>
       </w:r>
       <w:r>
         <w:rPr>
-          <w:rFonts w:ascii="Times New Roman" w:eastAsia="Times New Roman" w:hAnsi="Times New Roman" w:cs="Times New Roman"/>
+          <w:rFonts w:ascii="Arial Narrow" w:eastAsia="Times New Roman" w:hAnsi="Arial Narrow" w:cs="Times New Roman"/>
           <w:b/>
-          <w:sz w:val="24"/>
-          <w:szCs w:val="24"/>
         </w:rPr>
         <w:t xml:space="preserve"> de</w:t>
       </w:r>
       <w:r>
         <w:rPr>
-          <w:rFonts w:ascii="Times New Roman" w:eastAsia="Times New Roman" w:hAnsi="Times New Roman" w:cs="Times New Roman"/>
-          <w:sz w:val="24"/>
-          <w:szCs w:val="24"/>
+          <w:rFonts w:ascii="Arial Narrow" w:eastAsia="Times New Roman" w:hAnsi="Arial Narrow" w:cs="Times New Roman"/>
         </w:rPr>
         <w:t>_______________</w:t>
       </w:r>
       <w:r>
         <w:rPr>
-          <w:rFonts w:ascii="Times New Roman" w:eastAsia="Times New Roman" w:hAnsi="Times New Roman" w:cs="Times New Roman"/>
-          <w:sz w:val="24"/>
-          <w:szCs w:val="24"/>
+          <w:rFonts w:ascii="Arial Narrow" w:eastAsia="Times New Roman" w:hAnsi="Arial Narrow" w:cs="Times New Roman"/>
           <w:u w:val="single"/>
         </w:rPr>
         <w:softHyphen/>
       </w:r>
       <w:r>
         <w:rPr>
-          <w:rFonts w:ascii="Times New Roman" w:eastAsia="Times New Roman" w:hAnsi="Times New Roman" w:cs="Times New Roman"/>
-          <w:sz w:val="24"/>
-          <w:szCs w:val="24"/>
+          <w:rFonts w:ascii="Arial Narrow" w:eastAsia="Times New Roman" w:hAnsi="Arial Narrow" w:cs="Times New Roman"/>
           <w:u w:val="single"/>
         </w:rPr>
         <w:softHyphen/>
       </w:r>
       <w:r>
         <w:rPr>
-          <w:rFonts w:ascii="Times New Roman" w:eastAsia="Times New Roman" w:hAnsi="Times New Roman" w:cs="Times New Roman"/>
-          <w:sz w:val="24"/>
-          <w:szCs w:val="24"/>
+          <w:rFonts w:ascii="Arial Narrow" w:eastAsia="Times New Roman" w:hAnsi="Arial Narrow" w:cs="Times New Roman"/>
           <w:u w:val="single"/>
         </w:rPr>
         <w:softHyphen/>
       </w:r>
       <w:r>
         <w:rPr>
-          <w:rFonts w:ascii="Times New Roman" w:eastAsia="Times New Roman" w:hAnsi="Times New Roman" w:cs="Times New Roman"/>
-          <w:sz w:val="24"/>
-          <w:szCs w:val="24"/>
+          <w:rFonts w:ascii="Arial Narrow" w:eastAsia="Times New Roman" w:hAnsi="Arial Narrow" w:cs="Times New Roman"/>
           <w:u w:val="single"/>
         </w:rPr>
         <w:softHyphen/>
       </w:r>
       <w:r>
         <w:rPr>
-          <w:rFonts w:ascii="Times New Roman" w:eastAsia="Times New Roman" w:hAnsi="Times New Roman" w:cs="Times New Roman"/>
+          <w:rFonts w:ascii="Arial Narrow" w:eastAsia="Times New Roman" w:hAnsi="Arial Narrow" w:cs="Times New Roman"/>
           <w:b/>
-          <w:sz w:val="24"/>
-          <w:szCs w:val="24"/>
         </w:rPr>
         <w:t xml:space="preserve"> de _______.</w:t>
       </w:r>
@@ -597,10 +641,8 @@
       <w:pPr>
         <w:spacing w:after="0" w:line="240" w:lineRule="auto"/>
         <w:rPr>
-          <w:rFonts w:ascii="Times New Roman" w:eastAsia="Times New Roman" w:hAnsi="Times New Roman" w:cs="Times New Roman"/>
+          <w:rFonts w:ascii="Arial Narrow" w:eastAsia="Times New Roman" w:hAnsi="Arial Narrow" w:cs="Times New Roman"/>
           <w:b/>
-          <w:sz w:val="24"/>
-          <w:szCs w:val="24"/>
         </w:rPr>
       </w:pPr>
     </w:p>
@@ -609,10 +651,8 @@
         <w:spacing w:after="0" w:line="240" w:lineRule="auto"/>
         <w:jc w:val="center"/>
         <w:rPr>
-          <w:rFonts w:ascii="Times New Roman" w:eastAsia="Times New Roman" w:hAnsi="Times New Roman" w:cs="Times New Roman"/>
+          <w:rFonts w:ascii="Arial Narrow" w:eastAsia="Times New Roman" w:hAnsi="Arial Narrow" w:cs="Times New Roman"/>
           <w:b/>
-          <w:sz w:val="24"/>
-          <w:szCs w:val="24"/>
         </w:rPr>
       </w:pPr>
     </w:p>
@@ -621,10 +661,8 @@
         <w:spacing w:after="0" w:line="240" w:lineRule="auto"/>
         <w:jc w:val="center"/>
         <w:rPr>
-          <w:rFonts w:ascii="Times New Roman" w:eastAsia="Times New Roman" w:hAnsi="Times New Roman" w:cs="Times New Roman"/>
+          <w:rFonts w:ascii="Arial Narrow" w:eastAsia="Times New Roman" w:hAnsi="Arial Narrow" w:cs="Times New Roman"/>
           <w:b/>
-          <w:sz w:val="24"/>
-          <w:szCs w:val="24"/>
         </w:rPr>
       </w:pPr>
     </w:p>
@@ -636,16 +674,12 @@
         <w:spacing w:after="0" w:line="240" w:lineRule="auto"/>
         <w:jc w:val="center"/>
         <w:rPr>
-          <w:rFonts w:ascii="Arial" w:eastAsia="Arial" w:hAnsi="Arial" w:cs="Arial"/>
-          <w:sz w:val="24"/>
-          <w:szCs w:val="24"/>
-        </w:rPr>
-      </w:pPr>
-      <w:r>
-        <w:rPr>
-          <w:rFonts w:ascii="Arial" w:eastAsia="Arial" w:hAnsi="Arial" w:cs="Arial"/>
-          <w:sz w:val="24"/>
-          <w:szCs w:val="24"/>
+          <w:rFonts w:ascii="Arial Narrow" w:eastAsia="Arial" w:hAnsi="Arial Narrow" w:cs="Arial"/>
+        </w:rPr>
+      </w:pPr>
+      <w:r>
+        <w:rPr>
+          <w:rFonts w:ascii="Arial Narrow" w:eastAsia="Arial" w:hAnsi="Arial Narrow" w:cs="Arial"/>
         </w:rPr>
         <w:t>______________________________________________________</w:t>
       </w:r>
@@ -655,16 +689,12 @@
         <w:spacing w:after="0" w:line="240" w:lineRule="auto"/>
         <w:jc w:val="center"/>
         <w:rPr>
-          <w:rFonts w:ascii="Arial" w:eastAsia="Arial" w:hAnsi="Arial" w:cs="Arial"/>
-          <w:sz w:val="24"/>
-          <w:szCs w:val="24"/>
-        </w:rPr>
-      </w:pPr>
-      <w:r>
-        <w:rPr>
-          <w:rFonts w:ascii="Arial" w:eastAsia="Arial" w:hAnsi="Arial" w:cs="Arial"/>
-          <w:sz w:val="24"/>
-          <w:szCs w:val="24"/>
+          <w:rFonts w:ascii="Arial Narrow" w:eastAsia="Arial" w:hAnsi="Arial Narrow" w:cs="Arial"/>
+        </w:rPr>
+      </w:pPr>
+      <w:r>
+        <w:rPr>
+          <w:rFonts w:ascii="Arial Narrow" w:eastAsia="Arial" w:hAnsi="Arial Narrow" w:cs="Arial"/>
         </w:rPr>
         <w:t xml:space="preserve">a rogo de </w:t>
       </w:r>
@@ -685,53 +715,110 @@
         <w:spacing w:after="0" w:line="240" w:lineRule="auto"/>
         <w:jc w:val="both"/>
         <w:rPr>
-          <w:rFonts w:ascii="Arial" w:hAnsi="Arial" w:cs="Arial"/>
-        </w:rPr>
-      </w:pPr>
-      <w:r>
-        <w:rPr>
-          <w:rFonts w:ascii="Arial" w:hAnsi="Arial" w:cs="Arial"/>
-        </w:rPr>
-        <w:t>Testemunha1:</w:t>
-      </w:r>
+          <w:rFonts w:ascii="Arial Narrow" w:hAnsi="Arial Narrow" w:cs="Arial"/>
+        </w:rPr>
+      </w:pPr>
     </w:p>
     <w:p>
       <w:pPr>
         <w:spacing w:after="0" w:line="240" w:lineRule="auto"/>
         <w:jc w:val="both"/>
         <w:rPr>
-          <w:rFonts w:ascii="Arial" w:eastAsia="Courier New" w:hAnsi="Arial" w:cs="Arial"/>
-        </w:rPr>
-      </w:pPr>
-      <w:r>
-        <w:rPr>
-          <w:rFonts w:ascii="Arial" w:hAnsi="Arial" w:cs="Arial"/>
-        </w:rPr>
-        <w:t>Nome:</w:t>
-      </w:r>
-    </w:p>
-    <w:p>
-      <w:pPr>
-        <w:tabs>
-          <w:tab w:val="center" w:pos="4536"/>
-        </w:tabs>
+          <w:rFonts w:ascii="Arial Narrow" w:hAnsi="Arial Narrow" w:cs="Arial"/>
+        </w:rPr>
+      </w:pPr>
+      <w:r>
+        <w:rPr>
+          <w:rFonts w:ascii="Arial Narrow" w:hAnsi="Arial Narrow" w:cs="Arial"/>
+        </w:rPr>
+        <w:t>Testemunha1:</w:t>
+      </w:r>
+      <w:r>
+        <w:rPr>
+          <w:rFonts w:ascii="Arial Narrow" w:hAnsi="Arial Narrow" w:cs="Arial"/>
+        </w:rPr>
+        <w:t xml:space="preserve">                                                             </w:t>
+      </w:r>
+      <w:r>
+        <w:rPr>
+          <w:rFonts w:ascii="Arial Narrow" w:hAnsi="Arial Narrow" w:cs="Arial"/>
+        </w:rPr>
+        <w:t xml:space="preserve">        </w:t>
+      </w:r>
+      <w:r>
+        <w:rPr>
+          <w:rFonts w:ascii="Arial Narrow" w:hAnsi="Arial Narrow" w:cs="Arial"/>
+        </w:rPr>
+        <w:t>Testemunha 2:</w:t>
+      </w:r>
+    </w:p>
+    <w:p>
+      <w:pPr>
         <w:spacing w:after="0" w:line="240" w:lineRule="auto"/>
         <w:jc w:val="both"/>
         <w:rPr>
-          <w:rFonts w:ascii="Arial" w:hAnsi="Arial" w:cs="Arial"/>
-        </w:rPr>
-      </w:pPr>
-      <w:r>
-        <w:rPr>
-          <w:rFonts w:ascii="Arial" w:hAnsi="Arial" w:cs="Arial"/>
-        </w:rPr>
-        <w:t>CPF:</w:t>
-      </w:r>
-      <w:r>
-        <w:rPr>
-          <w:rFonts w:ascii="Arial" w:hAnsi="Arial" w:cs="Arial"/>
+          <w:rFonts w:ascii="Arial Narrow" w:hAnsi="Arial Narrow" w:cs="Arial"/>
+        </w:rPr>
+      </w:pPr>
+      <w:r>
+        <w:rPr>
+          <w:rFonts w:ascii="Arial Narrow" w:hAnsi="Arial Narrow" w:cs="Arial"/>
+        </w:rPr>
+        <w:t>Nome:</w:t>
+      </w:r>
+      <w:r>
+        <w:rPr>
+          <w:rFonts w:ascii="Arial Narrow" w:hAnsi="Arial Narrow" w:cs="Arial"/>
         </w:rPr>
         <w:tab/>
+      </w:r>
+      <w:r>
+        <w:rPr>
+          <w:rFonts w:ascii="Arial Narrow" w:hAnsi="Arial Narrow" w:cs="Arial"/>
+        </w:rPr>
+        <w:tab/>
+      </w:r>
+      <w:r>
+        <w:rPr>
+          <w:rFonts w:ascii="Arial Narrow" w:hAnsi="Arial Narrow" w:cs="Arial"/>
+        </w:rPr>
+        <w:tab/>
+      </w:r>
+      <w:r>
+        <w:rPr>
+          <w:rFonts w:ascii="Arial Narrow" w:hAnsi="Arial Narrow" w:cs="Arial"/>
+        </w:rPr>
+        <w:tab/>
+      </w:r>
+      <w:r>
+        <w:rPr>
+          <w:rFonts w:ascii="Arial Narrow" w:hAnsi="Arial Narrow" w:cs="Arial"/>
+        </w:rPr>
+        <w:tab/>
+      </w:r>
+      <w:r>
+        <w:rPr>
+          <w:rFonts w:ascii="Arial Narrow" w:hAnsi="Arial Narrow" w:cs="Arial"/>
+        </w:rPr>
+        <w:t xml:space="preserve">           </w:t>
+      </w:r>
+      <w:r>
+        <w:rPr>
+          <w:rFonts w:ascii="Arial Narrow" w:hAnsi="Arial Narrow" w:cs="Arial"/>
+        </w:rPr>
+        <w:t xml:space="preserve">  </w:t>
+      </w:r>
+      <w:r>
+        <w:rPr>
+          <w:rFonts w:ascii="Arial Narrow" w:hAnsi="Arial Narrow" w:cs="Arial"/>
+        </w:rPr>
+        <w:t xml:space="preserve">         </w:t>
+      </w:r>
+      <w:r>
+        <w:rPr>
+          <w:rFonts w:ascii="Arial Narrow" w:hAnsi="Arial Narrow" w:cs="Arial"/>
+        </w:rPr>
+        <w:t>Nome:</w:t>
       </w:r>
     </w:p>
     <w:p>
@@ -742,48 +829,33 @@
           <w:rFonts w:ascii="Arial" w:hAnsi="Arial" w:cs="Arial"/>
         </w:rPr>
       </w:pPr>
-    </w:p>
-    <w:p>
-      <w:pPr>
-        <w:spacing w:after="0" w:line="240" w:lineRule="auto"/>
-        <w:jc w:val="both"/>
-        <w:rPr>
-          <w:rFonts w:ascii="Arial" w:hAnsi="Arial" w:cs="Arial"/>
-        </w:rPr>
-      </w:pPr>
-      <w:r>
-        <w:rPr>
-          <w:rFonts w:ascii="Arial" w:hAnsi="Arial" w:cs="Arial"/>
-        </w:rPr>
-        <w:t>Testemunha 2:</w:t>
-      </w:r>
-    </w:p>
-    <w:p>
-      <w:pPr>
-        <w:spacing w:after="0" w:line="240" w:lineRule="auto"/>
-        <w:jc w:val="both"/>
-        <w:rPr>
-          <w:rFonts w:ascii="Arial" w:hAnsi="Arial" w:cs="Arial"/>
-        </w:rPr>
-      </w:pPr>
-      <w:r>
-        <w:rPr>
-          <w:rFonts w:ascii="Arial" w:hAnsi="Arial" w:cs="Arial"/>
-        </w:rPr>
-        <w:t>Nome:</w:t>
-      </w:r>
-    </w:p>
-    <w:p>
-      <w:pPr>
-        <w:spacing w:after="0" w:line="240" w:lineRule="auto"/>
-        <w:jc w:val="both"/>
-        <w:rPr>
-          <w:rFonts w:ascii="Arial" w:hAnsi="Arial" w:cs="Arial"/>
-        </w:rPr>
-      </w:pPr>
-      <w:r>
-        <w:rPr>
-          <w:rFonts w:ascii="Arial" w:hAnsi="Arial" w:cs="Arial"/>
+      <w:r>
+        <w:rPr>
+          <w:rFonts w:ascii="Arial Narrow" w:hAnsi="Arial Narrow" w:cs="Arial"/>
+        </w:rPr>
+        <w:t>CPF:</w:t>
+      </w:r>
+      <w:r>
+        <w:rPr>
+          <w:rFonts w:ascii="Arial Narrow" w:hAnsi="Arial Narrow" w:cs="Arial"/>
+        </w:rPr>
+        <w:t xml:space="preserve">                                                                          </w:t>
+      </w:r>
+      <w:r>
+        <w:rPr>
+          <w:rFonts w:ascii="Arial Narrow" w:hAnsi="Arial Narrow" w:cs="Arial"/>
+        </w:rPr>
+        <w:t xml:space="preserve">        </w:t>
+      </w:r>
+      <w:r>
+        <w:rPr>
+          <w:rFonts w:ascii="Arial Narrow" w:hAnsi="Arial Narrow" w:cs="Arial"/>
+        </w:rPr>
+        <w:t xml:space="preserve">  </w:t>
+      </w:r>
+      <w:r>
+        <w:rPr>
+          <w:rFonts w:ascii="Arial Narrow" w:hAnsi="Arial Narrow" w:cs="Arial"/>
         </w:rPr>
         <w:t>CPF:</w:t>
       </w:r>
@@ -1996,7 +2068,7 @@
         </mc:Choice>
         <mc:Fallback>
           <w:pict>
-            <v:group w14:anchorId="6AB8F61E" id="Agrupar 5" o:spid="_x0000_s1026" style="position:absolute;margin-left:-.2pt;margin-top:-34.9pt;width:595.25pt;height:72.85pt;z-index:251659264;mso-position-horizontal-relative:page" coordsize="75596,9251" o:gfxdata="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">
+            <v:group w14:anchorId="261F9B6B" id="Agrupar 5" o:spid="_x0000_s1026" style="position:absolute;margin-left:-.2pt;margin-top:-34.9pt;width:595.25pt;height:72.85pt;z-index:251659264;mso-position-horizontal-relative:page" coordsize="75596,9251" o:gfxdata="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">
               <v:shapetype id="_x0000_t75" coordsize="21600,21600" o:spt="75" o:preferrelative="t" path="m@4@5l@4@11@9@11@9@5xe" filled="f" stroked="f">
                 <v:stroke joinstyle="miter"/>
                 <v:formulas>

--- a/app/templates/templates_word/procuracao_a_rogo.docx
+++ b/app/templates/templates_word/procuracao_a_rogo.docx
@@ -107,87 +107,7 @@
           <w:rFonts w:ascii="Arial Narrow" w:hAnsi="Arial Narrow" w:cs="Arial"/>
           <w:bCs/>
         </w:rPr>
-        <w:t xml:space="preserve"> {{</w:t>
-      </w:r>
-      <w:proofErr w:type="spellStart"/>
-      <w:r>
-        <w:rPr>
-          <w:rFonts w:ascii="Arial Narrow" w:hAnsi="Arial Narrow" w:cs="Arial"/>
-          <w:bCs/>
-        </w:rPr>
-        <w:t>estado_civil</w:t>
-      </w:r>
-      <w:proofErr w:type="spellEnd"/>
-      <w:r>
-        <w:rPr>
-          <w:rFonts w:ascii="Arial Narrow" w:hAnsi="Arial Narrow" w:cs="Arial"/>
-          <w:bCs/>
-        </w:rPr>
-        <w:t>}}, {{</w:t>
-      </w:r>
-      <w:proofErr w:type="spellStart"/>
-      <w:r>
-        <w:rPr>
-          <w:rFonts w:ascii="Arial Narrow" w:hAnsi="Arial Narrow" w:cs="Arial"/>
-          <w:bCs/>
-        </w:rPr>
-        <w:t>profissao</w:t>
-      </w:r>
-      <w:proofErr w:type="spellEnd"/>
-      <w:r>
-        <w:rPr>
-          <w:rFonts w:ascii="Arial Narrow" w:hAnsi="Arial Narrow" w:cs="Arial"/>
-          <w:bCs/>
-        </w:rPr>
-        <w:t>}}, portador(a) da cédula de identidade RG nº {{</w:t>
-      </w:r>
-      <w:proofErr w:type="spellStart"/>
-      <w:r>
-        <w:rPr>
-          <w:rFonts w:ascii="Arial Narrow" w:hAnsi="Arial Narrow" w:cs="Arial"/>
-          <w:bCs/>
-        </w:rPr>
-        <w:t>rg</w:t>
-      </w:r>
-      <w:proofErr w:type="spellEnd"/>
-      <w:r>
-        <w:rPr>
-          <w:rFonts w:ascii="Arial Narrow" w:hAnsi="Arial Narrow" w:cs="Arial"/>
-          <w:bCs/>
-        </w:rPr>
-        <w:t>}}, inscrito(a) no CPF sob o nº {{</w:t>
-      </w:r>
-      <w:proofErr w:type="spellStart"/>
-      <w:r>
-        <w:rPr>
-          <w:rFonts w:ascii="Arial Narrow" w:hAnsi="Arial Narrow" w:cs="Arial"/>
-          <w:bCs/>
-        </w:rPr>
-        <w:t>cpf</w:t>
-      </w:r>
-      <w:proofErr w:type="spellEnd"/>
-      <w:r>
-        <w:rPr>
-          <w:rFonts w:ascii="Arial Narrow" w:hAnsi="Arial Narrow" w:cs="Arial"/>
-          <w:bCs/>
-        </w:rPr>
-        <w:t>}}, residente e domiciliado(a) à {{</w:t>
-      </w:r>
-      <w:proofErr w:type="spellStart"/>
-      <w:r>
-        <w:rPr>
-          <w:rFonts w:ascii="Arial Narrow" w:hAnsi="Arial Narrow" w:cs="Arial"/>
-          <w:bCs/>
-        </w:rPr>
-        <w:t>endereco</w:t>
-      </w:r>
-      <w:proofErr w:type="spellEnd"/>
-      <w:r>
-        <w:rPr>
-          <w:rFonts w:ascii="Arial Narrow" w:hAnsi="Arial Narrow" w:cs="Arial"/>
-          <w:bCs/>
-        </w:rPr>
-        <w:t>}}, telefone {{telefone}}, endereço eletrônico {{email}}.</w:t>
+        <w:t xml:space="preserve"> {{estado_civil}}, {{profissao}}, portador(a) da cédula de identidade RG nº {{rg}}, inscrito(a) no CPF sob o nº {{cpf}}, residente e domiciliado(a) à {{endereco}}, telefone {{telefone}}, endereço eletrônico {{email}}.</w:t>
       </w:r>
     </w:p>
     <w:p>
@@ -471,25 +391,7 @@
           <w:sz w:val="22"/>
           <w:szCs w:val="22"/>
         </w:rPr>
-        <w:t xml:space="preserve">Acertam-se, mais as partes a inserção de condição contratual “Ad </w:t>
-      </w:r>
-      <w:proofErr w:type="spellStart"/>
-      <w:r>
-        <w:rPr>
-          <w:rFonts w:ascii="Arial Narrow" w:hAnsi="Arial Narrow" w:cs="Times New Roman"/>
-          <w:sz w:val="22"/>
-          <w:szCs w:val="22"/>
-        </w:rPr>
-        <w:t>extium</w:t>
-      </w:r>
-      <w:proofErr w:type="spellEnd"/>
-      <w:r>
-        <w:rPr>
-          <w:rFonts w:ascii="Arial Narrow" w:hAnsi="Arial Narrow" w:cs="Times New Roman"/>
-          <w:sz w:val="22"/>
-          <w:szCs w:val="22"/>
-        </w:rPr>
-        <w:t>”, restando comprometido e acertado que o CONTRATANTE/OUTORGANTE pagará, em caso de êxito na demanda, seja parcial ou total, ao final da causa, o percentual de 35% sobre o proveito econômico auferido.</w:t>
+        <w:t>Acertam-se, mais as partes a inserção de condição contratual “Ad extium”, restando comprometido e acertado que o CONTRATANTE/OUTORGANTE pagará, em caso de êxito na demanda, seja parcial ou total, ao final da causa, o percentual de 35% sobre o proveito econômico auferido.</w:t>
       </w:r>
     </w:p>
     <w:p>
@@ -533,7 +435,23 @@
           <w:sz w:val="22"/>
           <w:szCs w:val="22"/>
         </w:rPr>
-        <w:t xml:space="preserve"> Fica convencionado entre as partes que, nas demandas cujo proveito econômico obtido seja inferior ao valor de 01 (um) salário mínimo vigente à época do recebimento, o valor integral apurado será destinado ao pagamento dos honorários advocatícios, a título de remuneração mínima pelos serviços prestados.</w:t>
+        <w:t xml:space="preserve"> Fica convencionado entre as partes que, nas demandas cujo proveito econômico obtido seja inferior a</w:t>
+      </w:r>
+      <w:r>
+        <w:rPr>
+          <w:rFonts w:ascii="Arial Narrow" w:hAnsi="Arial Narrow" w:cs="Times New Roman"/>
+          <w:sz w:val="22"/>
+          <w:szCs w:val="22"/>
+        </w:rPr>
+        <w:t xml:space="preserve"> meio</w:t>
+      </w:r>
+      <w:r>
+        <w:rPr>
+          <w:rFonts w:ascii="Arial Narrow" w:hAnsi="Arial Narrow" w:cs="Times New Roman"/>
+          <w:sz w:val="22"/>
+          <w:szCs w:val="22"/>
+        </w:rPr>
+        <w:t xml:space="preserve"> salário mínimo vigente à época do recebimento, o valor integral apurado será destinado ao pagamento dos honorários advocatícios, a título de remuneração mínima pelos serviços prestados.</w:t>
       </w:r>
     </w:p>
     <w:p>
@@ -851,13 +769,7 @@
         <w:rPr>
           <w:rFonts w:ascii="Arial Narrow" w:hAnsi="Arial Narrow" w:cs="Arial"/>
         </w:rPr>
-        <w:t xml:space="preserve">  </w:t>
-      </w:r>
-      <w:r>
-        <w:rPr>
-          <w:rFonts w:ascii="Arial Narrow" w:hAnsi="Arial Narrow" w:cs="Arial"/>
-        </w:rPr>
-        <w:t>CPF:</w:t>
+        <w:t xml:space="preserve">  CPF:</w:t>
       </w:r>
     </w:p>
     <w:sectPr>
@@ -2068,7 +1980,7 @@
         </mc:Choice>
         <mc:Fallback>
           <w:pict>
-            <v:group w14:anchorId="261F9B6B" id="Agrupar 5" o:spid="_x0000_s1026" style="position:absolute;margin-left:-.2pt;margin-top:-34.9pt;width:595.25pt;height:72.85pt;z-index:251659264;mso-position-horizontal-relative:page" coordsize="75596,9251" o:gfxdata="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">
+            <v:group w14:anchorId="5B5F7DA7" id="Agrupar 5" o:spid="_x0000_s1026" style="position:absolute;margin-left:-.2pt;margin-top:-34.9pt;width:595.25pt;height:72.85pt;z-index:251659264;mso-position-horizontal-relative:page" coordsize="75596,9251" o:gfxdata="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">
               <v:shapetype id="_x0000_t75" coordsize="21600,21600" o:spt="75" o:preferrelative="t" path="m@4@5l@4@11@9@11@9@5xe" filled="f" stroked="f">
                 <v:stroke joinstyle="miter"/>
                 <v:formulas>
